--- a/klagomål/A 64540-2023 FSC-klagomål.docx
+++ b/klagomål/A 64540-2023 FSC-klagomål.docx
@@ -677,7 +677,7 @@
     <w:r>
       <w:tab/>
       <w:tab/>
-      <w:t>2026-06-18</w:t>
+      <w:t>2026-06-19</w:t>
       <w:br/>
       <w:br/>
     </w:r>

--- a/klagomål/A 64540-2023 FSC-klagomål.docx
+++ b/klagomål/A 64540-2023 FSC-klagomål.docx
@@ -677,7 +677,7 @@
     <w:r>
       <w:tab/>
       <w:tab/>
-      <w:t>2026-06-19</w:t>
+      <w:t>2026-06-20</w:t>
       <w:br/>
       <w:br/>
     </w:r>

--- a/klagomål/A 64540-2023 FSC-klagomål.docx
+++ b/klagomål/A 64540-2023 FSC-klagomål.docx
@@ -168,38 +168,7 @@
     </w:p>
     <w:p>
       <w:r>
-        <w:t>Detta dokument behandlar höga naturvärden i avverkningsanmälan A 64540-2023 i Tierps kommun som inkom 2023-12-21 och omfattar 2,3 ha.</w:t>
-      </w:r>
-    </w:p>
-    <w:p>
-      <w:r>
-        <w:t>Nedan presenteras fynd av naturvårdsarter som gjorts i det avverkningsanmälda området, samt relevanta utdrag ur standarderna för FSC, Chain of Custody, Controlled Wood och PEFC.</w:t>
-      </w:r>
-    </w:p>
-    <w:p>
-      <w:r>
-        <w:t>Vi förväntar oss att ni återkommer med ett skriftligt svar på vårt klagomål och även beskriver vilka korrigerande åtgärder ni satt in för att rätta till identifierade brister i er efterlevnad av den svenska FSC standarden.</w:t>
-      </w:r>
-    </w:p>
-    <w:p>
-      <w:pPr>
-        <w:pStyle w:val="Heading1"/>
-      </w:pPr>
-      <w:r>
-        <w:t>Naturvårdsarter</w:t>
-      </w:r>
-    </w:p>
-    <w:p>
-      <w:r>
-        <w:t>Inom 22 meter från avverkningsanmälan har följande 2 naturvårdsarter hittats: flattoppad klubbsvamp (NT) och brandticka (S). Av dessa är 1 rödlistade. För rödlistade arter har rödlistekategorin angivits inom parentes. Arter som är signalarter enligt Skogsstyrelsen har markerats med (S).</w:t>
-      </w:r>
-    </w:p>
-    <w:p>
-      <w:r>
-        <w:t>De påträffade naturvårdsarterna är ett tydligt kvitto på att det rör sig om en skog med höga naturvärden.</w:t>
-      </w:r>
-      <w:r>
-        <w:t xml:space="preserve"> I Figur 1 visas fyndplatser för naturvårdsarter i området, som finns registrerade på Artportalen.</w:t>
+        <w:t>Detta klagomål behandlar höga naturvärden i avverkningsanmälan A 64540-2023 i Tierps kommun som inkom 2023-12-21 och omfattar 2,3 ha.</w:t>
       </w:r>
     </w:p>
     <w:p>
@@ -247,7 +216,46 @@
         <w:spacing w:after="240"/>
       </w:pPr>
       <w:r>
-        <w:t>Figur 1. Fyndplatser för naturvårdsarter inom 22 meter från avverkningsanmälan (röd linje). Markörer utan svart kant är placerade på fyndplatsen. Markörer med svart kant är placerade vid sidan av fyndplatsen och har ett svart streck som visar fyndplatsens exakta position. Kartans mittpunktskoordinat är N 6709488, E 652081 i SWEREF 99 TM.</w:t>
+        <w:t>Figur 1. Fyndplatser för naturvårdsarter inom 22 meter från avverkningsanmälan. Markörer utan svart kant är placerade på fyndplatsen. Markörer med svart kant är placerade vid sidan av fyndplatsen har ett svart streck som visar fyndplatsens exakta position. Kartans mittpunktskoordinat är N 6709488, E 652081 i SWEREF 99 TM.</w:t>
+      </w:r>
+    </w:p>
+    <w:p>
+      <w:r>
+        <w:t>Inom 22 meter från avverkningsanmälan finns fynd av 2 naturvårdsarter, varav 1 är rödlistad och 1 är signalart (S): flattoppad klubbsvamp (NT) och brandticka (S). Se Figur 1.</w:t>
+      </w:r>
+    </w:p>
+    <w:p>
+      <w:r>
+        <w:t>Nedan presenteras relevanta utdrag ur standarderna för FSC, Chain of Custody, Controlled Wood och PEFC.</w:t>
+      </w:r>
+    </w:p>
+    <w:p>
+      <w:r>
+        <w:t>Vi förväntar oss att ni återkommer med ett skriftligt svar på vårt klagomål och även beskriver vilka korrigerande åtgärder ni satt in för att rätta till identifierade brister i er efterlevnad av den svenska FSC standarden.</w:t>
+      </w:r>
+    </w:p>
+    <w:p>
+      <w:pPr>
+        <w:pStyle w:val="Heading1"/>
+      </w:pPr>
+      <w:r>
+        <w:t>Naturvårdsarter och fridlysta arter</w:t>
+      </w:r>
+    </w:p>
+    <w:p>
+      <w:r>
+        <w:t>Nedan följer beskrivningar av de naturvårdsarter och fridlysta arter som har sina livsmiljöer och växtplatser i den avverkningsanmälda skogen. De påträffade naturvårdsarterna är ett tydligt kvitto på att det rör sig om en skog med höga naturvärden.</w:t>
+      </w:r>
+    </w:p>
+    <w:p>
+      <w:r>
+        <w:rPr>
+          <w:b/>
+        </w:rPr>
+        <w:t xml:space="preserve">Flattoppad klubbsvamp (NT) </w:t>
+      </w:r>
+      <w:r>
+        <w:t>bildar mykorrhiza med gran och växer i äldre barrskog på näringsrik, kalkpåverkad mark. Växtmiljön utgörs vanligen av örtrika granskogar med höga naturvärden, gärna påverkade av ytligt och rörligt markvatten. Svampen kräver välutvecklade gamla mossmattor med konstant fuktigt mikroklimat och hotas främst av slutavverkning av äldre ängsgranskogar på näringsrik mark. Artens lokaler bör undantas från skogsbruk (SLU Artdatabanken, 2024).</w:t>
       </w:r>
     </w:p>
     <w:p>
@@ -259,17 +267,6 @@
       </w:r>
       <w:r>
         <w:t>förekommer främst i olikåldrig fuktig granskog med mycket död ved, ofta i kärrkanter eller vid bäckar på lokaler med hög luftfuktighet. Växer huvudsakligen på grova granlågor, någon enstaka gång på tall, asp eller björk, och verkar knuten till ved som först rötats av klibbticka. Arten var tidigare rödlistad men en sentida ökning, bland annat i barkborreangripna granplanteringar i sydligaste Skandinavien har förändrat hotbilden. Populationen i landet kan påverkas negativt av kalavverkning och ett skogsbruk som innebär att mängden grova granlågor minskar. Även dikning och gallring som leder till ett torrare mikroklimat på växtplatserna kan ha negativ inverkan. För att säkerställa en gynnsam bevarandestatus på sikt bör områdesskydd av artens livsmiljöer upprättas på ett sätt som tryggar livskraftiga populationer på landskapsnivå. Vid skogsbruk bör grov död ved och skyddszoner vid kärr och vattendrag lämnas, och träd tillåtas åldras och dö på ett sätt som skapar kontinuerlig tillgång på livsmiljöer (SLU Artdatabanken, 2025).</w:t>
-      </w:r>
-    </w:p>
-    <w:p>
-      <w:r>
-        <w:rPr>
-          <w:b/>
-        </w:rPr>
-        <w:t xml:space="preserve">Flattoppad klubbsvamp (NT) </w:t>
-      </w:r>
-      <w:r>
-        <w:t>bildar mykorrhiza med gran och växer i äldre barrskog på näringsrik, kalkpåverkad mark. Växtmiljön utgörs vanligen av örtrika granskogar med höga naturvärden, gärna påverkade av ytligt och rörligt markvatten. Svampen kräver välutvecklade gamla mossmattor med konstant fuktigt mikroklimat och hotas främst av slutavverkning av äldre ängsgranskogar på näringsrik mark. Artens lokaler bör undantas från skogsbruk (SLU Artdatabanken, 2024).</w:t>
       </w:r>
     </w:p>
     <w:p>
@@ -677,7 +674,7 @@
     <w:r>
       <w:tab/>
       <w:tab/>
-      <w:t>2026-06-20</w:t>
+      <w:t>2026-06-21</w:t>
       <w:br/>
       <w:br/>
     </w:r>

--- a/klagomål/A 64540-2023 FSC-klagomål.docx
+++ b/klagomål/A 64540-2023 FSC-klagomål.docx
@@ -674,7 +674,7 @@
     <w:r>
       <w:tab/>
       <w:tab/>
-      <w:t>2026-06-21</w:t>
+      <w:t>2026-06-22</w:t>
       <w:br/>
       <w:br/>
     </w:r>

--- a/klagomål/A 64540-2023 FSC-klagomål.docx
+++ b/klagomål/A 64540-2023 FSC-klagomål.docx
@@ -674,7 +674,7 @@
     <w:r>
       <w:tab/>
       <w:tab/>
-      <w:t>2026-06-22</w:t>
+      <w:t>2026-06-23</w:t>
       <w:br/>
       <w:br/>
     </w:r>

--- a/klagomål/A 64540-2023 FSC-klagomål.docx
+++ b/klagomål/A 64540-2023 FSC-klagomål.docx
@@ -674,7 +674,7 @@
     <w:r>
       <w:tab/>
       <w:tab/>
-      <w:t>2026-06-23</w:t>
+      <w:t>2026-06-24</w:t>
       <w:br/>
       <w:br/>
     </w:r>

--- a/klagomål/A 64540-2023 FSC-klagomål.docx
+++ b/klagomål/A 64540-2023 FSC-klagomål.docx
@@ -674,7 +674,7 @@
     <w:r>
       <w:tab/>
       <w:tab/>
-      <w:t>2026-06-24</w:t>
+      <w:t>2026-06-25</w:t>
       <w:br/>
       <w:br/>
     </w:r>

--- a/klagomål/A 64540-2023 FSC-klagomål.docx
+++ b/klagomål/A 64540-2023 FSC-klagomål.docx
@@ -674,7 +674,7 @@
     <w:r>
       <w:tab/>
       <w:tab/>
-      <w:t>2026-06-25</w:t>
+      <w:t>2026-06-26</w:t>
       <w:br/>
       <w:br/>
     </w:r>

--- a/klagomål/A 64540-2023 FSC-klagomål.docx
+++ b/klagomål/A 64540-2023 FSC-klagomål.docx
@@ -674,7 +674,7 @@
     <w:r>
       <w:tab/>
       <w:tab/>
-      <w:t>2026-06-26</w:t>
+      <w:t>2026-06-27</w:t>
       <w:br/>
       <w:br/>
     </w:r>

--- a/klagomål/A 64540-2023 FSC-klagomål.docx
+++ b/klagomål/A 64540-2023 FSC-klagomål.docx
@@ -674,7 +674,7 @@
     <w:r>
       <w:tab/>
       <w:tab/>
-      <w:t>2026-06-27</w:t>
+      <w:t>2026-06-28</w:t>
       <w:br/>
       <w:br/>
     </w:r>

--- a/klagomål/A 64540-2023 FSC-klagomål.docx
+++ b/klagomål/A 64540-2023 FSC-klagomål.docx
@@ -674,7 +674,7 @@
     <w:r>
       <w:tab/>
       <w:tab/>
-      <w:t>2026-06-28</w:t>
+      <w:t>2026-06-29</w:t>
       <w:br/>
       <w:br/>
     </w:r>

--- a/klagomål/A 64540-2023 FSC-klagomål.docx
+++ b/klagomål/A 64540-2023 FSC-klagomål.docx
@@ -674,7 +674,7 @@
     <w:r>
       <w:tab/>
       <w:tab/>
-      <w:t>2026-06-29</w:t>
+      <w:t>2026-06-30</w:t>
       <w:br/>
       <w:br/>
     </w:r>

--- a/klagomål/A 64540-2023 FSC-klagomål.docx
+++ b/klagomål/A 64540-2023 FSC-klagomål.docx
@@ -674,7 +674,7 @@
     <w:r>
       <w:tab/>
       <w:tab/>
-      <w:t>2026-06-30</w:t>
+      <w:t>2026-07-01</w:t>
       <w:br/>
       <w:br/>
     </w:r>

--- a/klagomål/A 64540-2023 FSC-klagomål.docx
+++ b/klagomål/A 64540-2023 FSC-klagomål.docx
@@ -674,7 +674,7 @@
     <w:r>
       <w:tab/>
       <w:tab/>
-      <w:t>2026-07-01</w:t>
+      <w:t>2026-07-02</w:t>
       <w:br/>
       <w:br/>
     </w:r>

--- a/klagomål/A 64540-2023 FSC-klagomål.docx
+++ b/klagomål/A 64540-2023 FSC-klagomål.docx
@@ -674,7 +674,7 @@
     <w:r>
       <w:tab/>
       <w:tab/>
-      <w:t>2026-07-13</w:t>
+      <w:t>2026-07-14</w:t>
       <w:br/>
       <w:br/>
     </w:r>

--- a/klagomål/A 64540-2023 FSC-klagomål.docx
+++ b/klagomål/A 64540-2023 FSC-klagomål.docx
@@ -674,7 +674,7 @@
     <w:r>
       <w:tab/>
       <w:tab/>
-      <w:t>2026-07-14</w:t>
+      <w:t>2026-07-15</w:t>
       <w:br/>
       <w:br/>
     </w:r>

--- a/klagomål/A 64540-2023 FSC-klagomål.docx
+++ b/klagomål/A 64540-2023 FSC-klagomål.docx
@@ -674,7 +674,7 @@
     <w:r>
       <w:tab/>
       <w:tab/>
-      <w:t>2026-07-15</w:t>
+      <w:t>2026-07-16</w:t>
       <w:br/>
       <w:br/>
     </w:r>

--- a/klagomål/A 64540-2023 FSC-klagomål.docx
+++ b/klagomål/A 64540-2023 FSC-klagomål.docx
@@ -674,7 +674,7 @@
     <w:r>
       <w:tab/>
       <w:tab/>
-      <w:t>2026-07-16</w:t>
+      <w:t>2026-07-17</w:t>
       <w:br/>
       <w:br/>
     </w:r>

--- a/klagomål/A 64540-2023 FSC-klagomål.docx
+++ b/klagomål/A 64540-2023 FSC-klagomål.docx
@@ -674,7 +674,7 @@
     <w:r>
       <w:tab/>
       <w:tab/>
-      <w:t>2026-07-17</w:t>
+      <w:t>2026-07-18</w:t>
       <w:br/>
       <w:br/>
     </w:r>

--- a/klagomål/A 64540-2023 FSC-klagomål.docx
+++ b/klagomål/A 64540-2023 FSC-klagomål.docx
@@ -674,7 +674,7 @@
     <w:r>
       <w:tab/>
       <w:tab/>
-      <w:t>2026-07-18</w:t>
+      <w:t>2026-07-19</w:t>
       <w:br/>
       <w:br/>
     </w:r>

--- a/klagomål/A 64540-2023 FSC-klagomål.docx
+++ b/klagomål/A 64540-2023 FSC-klagomål.docx
@@ -674,7 +674,7 @@
     <w:r>
       <w:tab/>
       <w:tab/>
-      <w:t>2026-07-19</w:t>
+      <w:t>2026-07-20</w:t>
       <w:br/>
       <w:br/>
     </w:r>

--- a/klagomål/A 64540-2023 FSC-klagomål.docx
+++ b/klagomål/A 64540-2023 FSC-klagomål.docx
@@ -674,7 +674,7 @@
     <w:r>
       <w:tab/>
       <w:tab/>
-      <w:t>2026-07-20</w:t>
+      <w:t>2026-07-21</w:t>
       <w:br/>
       <w:br/>
     </w:r>

--- a/klagomål/A 64540-2023 FSC-klagomål.docx
+++ b/klagomål/A 64540-2023 FSC-klagomål.docx
@@ -674,7 +674,7 @@
     <w:r>
       <w:tab/>
       <w:tab/>
-      <w:t>2026-07-21</w:t>
+      <w:t>2026-07-22</w:t>
       <w:br/>
       <w:br/>
     </w:r>

--- a/klagomål/A 64540-2023 FSC-klagomål.docx
+++ b/klagomål/A 64540-2023 FSC-klagomål.docx
@@ -674,7 +674,7 @@
     <w:r>
       <w:tab/>
       <w:tab/>
-      <w:t>2026-07-22</w:t>
+      <w:t>2026-07-23</w:t>
       <w:br/>
       <w:br/>
     </w:r>

--- a/klagomål/A 64540-2023 FSC-klagomål.docx
+++ b/klagomål/A 64540-2023 FSC-klagomål.docx
@@ -674,7 +674,7 @@
     <w:r>
       <w:tab/>
       <w:tab/>
-      <w:t>2026-07-23</w:t>
+      <w:t>2026-07-24</w:t>
       <w:br/>
       <w:br/>
     </w:r>

--- a/klagomål/A 64540-2023 FSC-klagomål.docx
+++ b/klagomål/A 64540-2023 FSC-klagomål.docx
@@ -674,7 +674,7 @@
     <w:r>
       <w:tab/>
       <w:tab/>
-      <w:t>2026-07-24</w:t>
+      <w:t>2026-07-25</w:t>
       <w:br/>
       <w:br/>
     </w:r>

--- a/klagomål/A 64540-2023 FSC-klagomål.docx
+++ b/klagomål/A 64540-2023 FSC-klagomål.docx
@@ -674,7 +674,7 @@
     <w:r>
       <w:tab/>
       <w:tab/>
-      <w:t>2026-07-25</w:t>
+      <w:t>2026-07-26</w:t>
       <w:br/>
       <w:br/>
     </w:r>

--- a/klagomål/A 64540-2023 FSC-klagomål.docx
+++ b/klagomål/A 64540-2023 FSC-klagomål.docx
@@ -674,7 +674,7 @@
     <w:r>
       <w:tab/>
       <w:tab/>
-      <w:t>2026-07-26</w:t>
+      <w:t>2026-07-27</w:t>
       <w:br/>
       <w:br/>
     </w:r>

--- a/klagomål/A 64540-2023 FSC-klagomål.docx
+++ b/klagomål/A 64540-2023 FSC-klagomål.docx
@@ -674,7 +674,7 @@
     <w:r>
       <w:tab/>
       <w:tab/>
-      <w:t>2026-07-27</w:t>
+      <w:t>2026-07-28</w:t>
       <w:br/>
       <w:br/>
     </w:r>

--- a/klagomål/A 64540-2023 FSC-klagomål.docx
+++ b/klagomål/A 64540-2023 FSC-klagomål.docx
@@ -674,7 +674,7 @@
     <w:r>
       <w:tab/>
       <w:tab/>
-      <w:t>2026-07-28</w:t>
+      <w:t>2026-07-29</w:t>
       <w:br/>
       <w:br/>
     </w:r>

--- a/klagomål/A 64540-2023 FSC-klagomål.docx
+++ b/klagomål/A 64540-2023 FSC-klagomål.docx
@@ -674,7 +674,7 @@
     <w:r>
       <w:tab/>
       <w:tab/>
-      <w:t>2026-07-29</w:t>
+      <w:t>2026-07-30</w:t>
       <w:br/>
       <w:br/>
     </w:r>

--- a/klagomål/A 64540-2023 FSC-klagomål.docx
+++ b/klagomål/A 64540-2023 FSC-klagomål.docx
@@ -674,7 +674,7 @@
     <w:r>
       <w:tab/>
       <w:tab/>
-      <w:t>2026-07-30</w:t>
+      <w:t>2026-07-31</w:t>
       <w:br/>
       <w:br/>
     </w:r>

--- a/klagomål/A 64540-2023 FSC-klagomål.docx
+++ b/klagomål/A 64540-2023 FSC-klagomål.docx
@@ -674,7 +674,7 @@
     <w:r>
       <w:tab/>
       <w:tab/>
-      <w:t>2026-07-31</w:t>
+      <w:t>2026-08-01</w:t>
       <w:br/>
       <w:br/>
     </w:r>

--- a/klagomål/A 64540-2023 FSC-klagomål.docx
+++ b/klagomål/A 64540-2023 FSC-klagomål.docx
@@ -674,7 +674,7 @@
     <w:r>
       <w:tab/>
       <w:tab/>
-      <w:t>2026-08-01</w:t>
+      <w:t>2026-08-02</w:t>
       <w:br/>
       <w:br/>
     </w:r>

--- a/klagomål/A 64540-2023 FSC-klagomål.docx
+++ b/klagomål/A 64540-2023 FSC-klagomål.docx
@@ -674,7 +674,7 @@
     <w:r>
       <w:tab/>
       <w:tab/>
-      <w:t>2026-08-02</w:t>
+      <w:t>2026-08-03</w:t>
       <w:br/>
       <w:br/>
     </w:r>

--- a/klagomål/A 64540-2023 FSC-klagomål.docx
+++ b/klagomål/A 64540-2023 FSC-klagomål.docx
@@ -674,7 +674,7 @@
     <w:r>
       <w:tab/>
       <w:tab/>
-      <w:t>2026-08-03</w:t>
+      <w:t>2026-08-05</w:t>
       <w:br/>
       <w:br/>
     </w:r>

--- a/klagomål/A 64540-2023 FSC-klagomål.docx
+++ b/klagomål/A 64540-2023 FSC-klagomål.docx
@@ -674,7 +674,7 @@
     <w:r>
       <w:tab/>
       <w:tab/>
-      <w:t>2026-08-05</w:t>
+      <w:t>2026-08-07</w:t>
       <w:br/>
       <w:br/>
     </w:r>

--- a/klagomål/A 64540-2023 FSC-klagomål.docx
+++ b/klagomål/A 64540-2023 FSC-klagomål.docx
@@ -674,7 +674,7 @@
     <w:r>
       <w:tab/>
       <w:tab/>
-      <w:t>2026-08-07</w:t>
+      <w:t>2026-08-08</w:t>
       <w:br/>
       <w:br/>
     </w:r>

--- a/klagomål/A 64540-2023 FSC-klagomål.docx
+++ b/klagomål/A 64540-2023 FSC-klagomål.docx
@@ -216,7 +216,7 @@
         <w:spacing w:after="240"/>
       </w:pPr>
       <w:r>
-        <w:t>Figur 1. Fyndplatser för naturvårdsarter inom 22 meter från avverkningsanmälan. Markörer utan svart kant är placerade på fyndplatsen. Markörer med svart kant är placerade vid sidan av fyndplatsen har ett svart streck som visar fyndplatsens exakta position. Kartans mittpunktskoordinat är N 6709488, E 652081 i SWEREF 99 TM.</w:t>
+        <w:t>Figur 1. Fyndplatser för naturvårdsarter inom 22 meter från avverkningsanmälan. Markörer utan svart kant är placerade på fyndplatsen. Markörer med svart kant är placerade vid sidan av fyndplatsen och har ett svart streck som visar fyndplatsens exakta position. Kartans mittpunktskoordinat är N 6709488, E 652081 i SWEREF 99 TM.</w:t>
       </w:r>
     </w:p>
     <w:p>
@@ -674,7 +674,7 @@
     <w:r>
       <w:tab/>
       <w:tab/>
-      <w:t>2026-08-14</w:t>
+      <w:t>2026-08-15</w:t>
       <w:br/>
       <w:br/>
     </w:r>

--- a/klagomål/A 64540-2023 FSC-klagomål.docx
+++ b/klagomål/A 64540-2023 FSC-klagomål.docx
@@ -674,7 +674,7 @@
     <w:r>
       <w:tab/>
       <w:tab/>
-      <w:t>2026-08-15</w:t>
+      <w:t>2026-08-16</w:t>
       <w:br/>
       <w:br/>
     </w:r>

--- a/klagomål/A 64540-2023 FSC-klagomål.docx
+++ b/klagomål/A 64540-2023 FSC-klagomål.docx
@@ -674,7 +674,7 @@
     <w:r>
       <w:tab/>
       <w:tab/>
-      <w:t>2026-08-16</w:t>
+      <w:t>2026-08-17</w:t>
       <w:br/>
       <w:br/>
     </w:r>

--- a/klagomål/A 64540-2023 FSC-klagomål.docx
+++ b/klagomål/A 64540-2023 FSC-klagomål.docx
@@ -674,7 +674,7 @@
     <w:r>
       <w:tab/>
       <w:tab/>
-      <w:t>2026-08-17</w:t>
+      <w:t>2026-08-18</w:t>
       <w:br/>
       <w:br/>
     </w:r>

--- a/klagomål/A 64540-2023 FSC-klagomål.docx
+++ b/klagomål/A 64540-2023 FSC-klagomål.docx
@@ -674,7 +674,7 @@
     <w:r>
       <w:tab/>
       <w:tab/>
-      <w:t>2026-08-18</w:t>
+      <w:t>2026-08-19</w:t>
       <w:br/>
       <w:br/>
     </w:r>

--- a/klagomål/A 64540-2023 FSC-klagomål.docx
+++ b/klagomål/A 64540-2023 FSC-klagomål.docx
@@ -674,7 +674,7 @@
     <w:r>
       <w:tab/>
       <w:tab/>
-      <w:t>2026-08-19</w:t>
+      <w:t>2026-08-20</w:t>
       <w:br/>
       <w:br/>
     </w:r>

--- a/klagomål/A 64540-2023 FSC-klagomål.docx
+++ b/klagomål/A 64540-2023 FSC-klagomål.docx
@@ -674,7 +674,7 @@
     <w:r>
       <w:tab/>
       <w:tab/>
-      <w:t>2026-08-20</w:t>
+      <w:t>2026-08-21</w:t>
       <w:br/>
       <w:br/>
     </w:r>

--- a/klagomål/A 64540-2023 FSC-klagomål.docx
+++ b/klagomål/A 64540-2023 FSC-klagomål.docx
@@ -674,7 +674,7 @@
     <w:r>
       <w:tab/>
       <w:tab/>
-      <w:t>2026-08-21</w:t>
+      <w:t>2026-08-22</w:t>
       <w:br/>
       <w:br/>
     </w:r>

--- a/klagomål/A 64540-2023 FSC-klagomål.docx
+++ b/klagomål/A 64540-2023 FSC-klagomål.docx
@@ -674,7 +674,7 @@
     <w:r>
       <w:tab/>
       <w:tab/>
-      <w:t>2026-08-22</w:t>
+      <w:t>2026-08-23</w:t>
       <w:br/>
       <w:br/>
     </w:r>

--- a/klagomål/A 64540-2023 FSC-klagomål.docx
+++ b/klagomål/A 64540-2023 FSC-klagomål.docx
@@ -674,7 +674,7 @@
     <w:r>
       <w:tab/>
       <w:tab/>
-      <w:t>2026-08-23</w:t>
+      <w:t>2026-08-24</w:t>
       <w:br/>
       <w:br/>
     </w:r>

--- a/klagomål/A 64540-2023 FSC-klagomål.docx
+++ b/klagomål/A 64540-2023 FSC-klagomål.docx
@@ -674,7 +674,7 @@
     <w:r>
       <w:tab/>
       <w:tab/>
-      <w:t>2026-08-24</w:t>
+      <w:t>2026-08-25</w:t>
       <w:br/>
       <w:br/>
     </w:r>

--- a/klagomål/A 64540-2023 FSC-klagomål.docx
+++ b/klagomål/A 64540-2023 FSC-klagomål.docx
@@ -674,7 +674,7 @@
     <w:r>
       <w:tab/>
       <w:tab/>
-      <w:t>2026-08-25</w:t>
+      <w:t>2026-08-26</w:t>
       <w:br/>
       <w:br/>
     </w:r>

--- a/klagomål/A 64540-2023 FSC-klagomål.docx
+++ b/klagomål/A 64540-2023 FSC-klagomål.docx
@@ -674,7 +674,7 @@
     <w:r>
       <w:tab/>
       <w:tab/>
-      <w:t>2026-08-26</w:t>
+      <w:t>2026-08-27</w:t>
       <w:br/>
       <w:br/>
     </w:r>

--- a/klagomål/A 64540-2023 FSC-klagomål.docx
+++ b/klagomål/A 64540-2023 FSC-klagomål.docx
@@ -674,7 +674,7 @@
     <w:r>
       <w:tab/>
       <w:tab/>
-      <w:t>2026-08-27</w:t>
+      <w:t>2026-08-28</w:t>
       <w:br/>
       <w:br/>
     </w:r>

--- a/klagomål/A 64540-2023 FSC-klagomål.docx
+++ b/klagomål/A 64540-2023 FSC-klagomål.docx
@@ -674,7 +674,7 @@
     <w:r>
       <w:tab/>
       <w:tab/>
-      <w:t>2026-08-28</w:t>
+      <w:t>2026-08-29</w:t>
       <w:br/>
       <w:br/>
     </w:r>

--- a/klagomål/A 64540-2023 FSC-klagomål.docx
+++ b/klagomål/A 64540-2023 FSC-klagomål.docx
@@ -674,7 +674,7 @@
     <w:r>
       <w:tab/>
       <w:tab/>
-      <w:t>2026-08-29</w:t>
+      <w:t>2026-08-31</w:t>
       <w:br/>
       <w:br/>
     </w:r>

--- a/klagomål/A 64540-2023 FSC-klagomål.docx
+++ b/klagomål/A 64540-2023 FSC-klagomål.docx
@@ -674,7 +674,7 @@
     <w:r>
       <w:tab/>
       <w:tab/>
-      <w:t>2026-08-31</w:t>
+      <w:t>2026-09-01</w:t>
       <w:br/>
       <w:br/>
     </w:r>

--- a/klagomål/A 64540-2023 FSC-klagomål.docx
+++ b/klagomål/A 64540-2023 FSC-klagomål.docx
@@ -674,7 +674,7 @@
     <w:r>
       <w:tab/>
       <w:tab/>
-      <w:t>2026-09-01</w:t>
+      <w:t>2026-09-02</w:t>
       <w:br/>
       <w:br/>
     </w:r>

--- a/klagomål/A 64540-2023 FSC-klagomål.docx
+++ b/klagomål/A 64540-2023 FSC-klagomål.docx
@@ -674,7 +674,7 @@
     <w:r>
       <w:tab/>
       <w:tab/>
-      <w:t>2026-09-02</w:t>
+      <w:t>2026-09-03</w:t>
       <w:br/>
       <w:br/>
     </w:r>

--- a/klagomål/A 64540-2023 FSC-klagomål.docx
+++ b/klagomål/A 64540-2023 FSC-klagomål.docx
@@ -674,7 +674,7 @@
     <w:r>
       <w:tab/>
       <w:tab/>
-      <w:t>2026-09-03</w:t>
+      <w:t>2026-09-04</w:t>
       <w:br/>
       <w:br/>
     </w:r>

--- a/klagomål/A 64540-2023 FSC-klagomål.docx
+++ b/klagomål/A 64540-2023 FSC-klagomål.docx
@@ -674,7 +674,7 @@
     <w:r>
       <w:tab/>
       <w:tab/>
-      <w:t>2026-09-04</w:t>
+      <w:t>2026-09-05</w:t>
       <w:br/>
       <w:br/>
     </w:r>
